--- a/public/templates/orphans.docx
+++ b/public/templates/orphans.docx
@@ -91,7 +91,33 @@
           <w:u w:val="single"/>
           <w:lang w:val="en-US"/>
         </w:rPr>
-        <w:t>{reportDate}</w:t>
+        <w:t>{</w:t>
+      </w:r>
+      <w:proofErr w:type="spellStart"/>
+      <w:r>
+        <w:rPr>
+          <w:rFonts w:ascii="Times New Roman" w:hAnsi="Times New Roman" w:cs="Times New Roman"/>
+          <w:b/>
+          <w:bCs/>
+          <w:sz w:val="18"/>
+          <w:szCs w:val="18"/>
+          <w:u w:val="single"/>
+          <w:lang w:val="en-US"/>
+        </w:rPr>
+        <w:t>reportDate</w:t>
+      </w:r>
+      <w:proofErr w:type="spellEnd"/>
+      <w:r>
+        <w:rPr>
+          <w:rFonts w:ascii="Times New Roman" w:hAnsi="Times New Roman" w:cs="Times New Roman"/>
+          <w:b/>
+          <w:bCs/>
+          <w:sz w:val="18"/>
+          <w:szCs w:val="18"/>
+          <w:u w:val="single"/>
+          <w:lang w:val="en-US"/>
+        </w:rPr>
+        <w:t>}</w:t>
       </w:r>
     </w:p>
     <w:tbl>
@@ -102,17 +128,17 @@
         <w:tblLook w:val="04A0" w:firstRow="1" w:lastRow="0" w:firstColumn="1" w:lastColumn="0" w:noHBand="0" w:noVBand="1"/>
       </w:tblPr>
       <w:tblGrid>
-        <w:gridCol w:w="1695"/>
-        <w:gridCol w:w="1485"/>
+        <w:gridCol w:w="1694"/>
+        <w:gridCol w:w="1472"/>
         <w:gridCol w:w="1399"/>
-        <w:gridCol w:w="1764"/>
-        <w:gridCol w:w="1108"/>
-        <w:gridCol w:w="1497"/>
-        <w:gridCol w:w="2066"/>
-        <w:gridCol w:w="2166"/>
-        <w:gridCol w:w="1515"/>
-        <w:gridCol w:w="1690"/>
-        <w:gridCol w:w="1636"/>
+        <w:gridCol w:w="1759"/>
+        <w:gridCol w:w="1107"/>
+        <w:gridCol w:w="1492"/>
+        <w:gridCol w:w="2116"/>
+        <w:gridCol w:w="2160"/>
+        <w:gridCol w:w="1508"/>
+        <w:gridCol w:w="1687"/>
+        <w:gridCol w:w="1627"/>
       </w:tblGrid>
       <w:tr>
         <w:tc>
@@ -489,16 +515,34 @@
                 <w:sz w:val="20"/>
                 <w:szCs w:val="20"/>
               </w:rPr>
-              <w:t>{#students}{num</w:t>
-            </w:r>
-            <w:r>
-              <w:rPr>
-                <w:rFonts w:ascii="Times New Roman" w:hAnsi="Times New Roman" w:cs="Times New Roman"/>
-                <w:b/>
-                <w:bCs/>
+              <w:t>{#</w:t>
+            </w:r>
+            <w:proofErr w:type="gramStart"/>
+            <w:r>
+              <w:rPr>
+                <w:rFonts w:ascii="Times New Roman" w:hAnsi="Times New Roman" w:cs="Times New Roman"/>
                 <w:sz w:val="20"/>
                 <w:szCs w:val="20"/>
               </w:rPr>
+              <w:t>students}{</w:t>
+            </w:r>
+            <w:proofErr w:type="gramEnd"/>
+            <w:r>
+              <w:rPr>
+                <w:rFonts w:ascii="Times New Roman" w:hAnsi="Times New Roman" w:cs="Times New Roman"/>
+                <w:sz w:val="20"/>
+                <w:szCs w:val="20"/>
+              </w:rPr>
+              <w:t>num</w:t>
+            </w:r>
+            <w:r>
+              <w:rPr>
+                <w:rFonts w:ascii="Times New Roman" w:hAnsi="Times New Roman" w:cs="Times New Roman"/>
+                <w:b/>
+                <w:bCs/>
+                <w:sz w:val="20"/>
+                <w:szCs w:val="20"/>
+              </w:rPr>
               <w:t>}</w:t>
             </w:r>
           </w:p>
@@ -525,6 +569,7 @@
               </w:rPr>
               <w:t>{</w:t>
             </w:r>
+            <w:proofErr w:type="spellStart"/>
             <w:r>
               <w:rPr>
                 <w:rFonts w:ascii="Times New Roman" w:hAnsi="Times New Roman" w:cs="Times New Roman"/>
@@ -534,6 +579,7 @@
               </w:rPr>
               <w:t>fio</w:t>
             </w:r>
+            <w:proofErr w:type="spellEnd"/>
             <w:r>
               <w:rPr>
                 <w:rFonts w:ascii="Times New Roman" w:hAnsi="Times New Roman" w:cs="Times New Roman"/>
@@ -564,6 +610,7 @@
               </w:rPr>
               <w:t>{</w:t>
             </w:r>
+            <w:proofErr w:type="spellStart"/>
             <w:r>
               <w:rPr>
                 <w:rFonts w:ascii="Times New Roman" w:hAnsi="Times New Roman" w:cs="Times New Roman"/>
@@ -572,6 +619,7 @@
               </w:rPr>
               <w:t>numberGroup</w:t>
             </w:r>
+            <w:proofErr w:type="spellEnd"/>
             <w:r>
               <w:rPr>
                 <w:rFonts w:ascii="Times New Roman" w:hAnsi="Times New Roman" w:cs="Times New Roman"/>
@@ -602,6 +650,7 @@
               </w:rPr>
               <w:t>{</w:t>
             </w:r>
+            <w:proofErr w:type="spellStart"/>
             <w:r>
               <w:rPr>
                 <w:rFonts w:ascii="Times New Roman" w:hAnsi="Times New Roman" w:cs="Times New Roman"/>
@@ -610,6 +659,7 @@
               </w:rPr>
               <w:t>specialty</w:t>
             </w:r>
+            <w:proofErr w:type="spellEnd"/>
             <w:r>
               <w:rPr>
                 <w:rFonts w:ascii="Times New Roman" w:hAnsi="Times New Roman" w:cs="Times New Roman"/>
@@ -641,7 +691,25 @@
                 <w:sz w:val="18"/>
                 <w:szCs w:val="18"/>
               </w:rPr>
-              <w:t>{birthDate}</w:t>
+              <w:t>{</w:t>
+            </w:r>
+            <w:proofErr w:type="spellStart"/>
+            <w:r>
+              <w:rPr>
+                <w:rFonts w:ascii="Times New Roman" w:hAnsi="Times New Roman" w:cs="Times New Roman"/>
+                <w:sz w:val="18"/>
+                <w:szCs w:val="18"/>
+              </w:rPr>
+              <w:t>birthDate</w:t>
+            </w:r>
+            <w:proofErr w:type="spellEnd"/>
+            <w:r>
+              <w:rPr>
+                <w:rFonts w:ascii="Times New Roman" w:hAnsi="Times New Roman" w:cs="Times New Roman"/>
+                <w:sz w:val="18"/>
+                <w:szCs w:val="18"/>
+              </w:rPr>
+              <w:t>}</w:t>
             </w:r>
           </w:p>
         </w:tc>
@@ -667,6 +735,7 @@
               </w:rPr>
               <w:t>{</w:t>
             </w:r>
+            <w:proofErr w:type="spellStart"/>
             <w:r>
               <w:rPr>
                 <w:rFonts w:ascii="Times New Roman" w:hAnsi="Times New Roman" w:cs="Times New Roman"/>
@@ -675,6 +744,7 @@
               </w:rPr>
               <w:t>parentInfo</w:t>
             </w:r>
+            <w:proofErr w:type="spellEnd"/>
             <w:r>
               <w:rPr>
                 <w:rFonts w:ascii="Times New Roman" w:hAnsi="Times New Roman" w:cs="Times New Roman"/>
@@ -697,25 +767,9 @@
                 <w:bCs/>
                 <w:sz w:val="18"/>
                 <w:szCs w:val="18"/>
-              </w:rPr>
-            </w:pPr>
-            <w:r>
-              <w:rPr>
-                <w:rFonts w:ascii="Times New Roman" w:hAnsi="Times New Roman" w:cs="Times New Roman"/>
-                <w:sz w:val="18"/>
-                <w:szCs w:val="18"/>
-              </w:rPr>
-              <w:t>{address}</w:t>
-            </w:r>
-            <w:r>
-              <w:rPr>
-                <w:rFonts w:ascii="Times New Roman" w:hAnsi="Times New Roman" w:cs="Times New Roman"/>
-                <w:sz w:val="18"/>
-                <w:szCs w:val="18"/>
                 <w:lang w:val="en-US"/>
               </w:rPr>
-              <w:t xml:space="preserve"> </w:t>
-            </w:r>
+            </w:pPr>
             <w:r>
               <w:rPr>
                 <w:rFonts w:ascii="Times New Roman" w:hAnsi="Times New Roman" w:cs="Times New Roman"/>
@@ -724,19 +778,22 @@
               </w:rPr>
               <w:t>{</w:t>
             </w:r>
-            <w:r>
-              <w:rPr>
-                <w:rFonts w:ascii="Times New Roman" w:hAnsi="Times New Roman" w:cs="Times New Roman"/>
-                <w:sz w:val="18"/>
-                <w:szCs w:val="18"/>
-              </w:rPr>
-              <w:t>telephone</w:t>
-            </w:r>
-            <w:r>
-              <w:rPr>
-                <w:rFonts w:ascii="Times New Roman" w:hAnsi="Times New Roman" w:cs="Times New Roman"/>
-                <w:sz w:val="18"/>
-                <w:szCs w:val="18"/>
+            <w:proofErr w:type="spellStart"/>
+            <w:r>
+              <w:rPr>
+                <w:rFonts w:ascii="Times New Roman" w:hAnsi="Times New Roman" w:cs="Times New Roman"/>
+                <w:sz w:val="18"/>
+                <w:szCs w:val="18"/>
+              </w:rPr>
+              <w:t>addressAndPhone</w:t>
+            </w:r>
+            <w:proofErr w:type="spellEnd"/>
+            <w:r>
+              <w:rPr>
+                <w:rFonts w:ascii="Times New Roman" w:hAnsi="Times New Roman" w:cs="Times New Roman"/>
+                <w:sz w:val="18"/>
+                <w:szCs w:val="18"/>
+                <w:lang w:val="en-US"/>
               </w:rPr>
               <w:t>}</w:t>
             </w:r>
@@ -764,6 +821,7 @@
               </w:rPr>
               <w:t>{</w:t>
             </w:r>
+            <w:proofErr w:type="spellStart"/>
             <w:r>
               <w:rPr>
                 <w:rFonts w:ascii="Times New Roman" w:hAnsi="Times New Roman" w:cs="Times New Roman"/>
@@ -772,6 +830,7 @@
               </w:rPr>
               <w:t>registrationAddress</w:t>
             </w:r>
+            <w:proofErr w:type="spellEnd"/>
             <w:r>
               <w:rPr>
                 <w:rFonts w:ascii="Times New Roman" w:hAnsi="Times New Roman" w:cs="Times New Roman"/>
@@ -802,7 +861,25 @@
                 <w:sz w:val="18"/>
                 <w:szCs w:val="18"/>
               </w:rPr>
-              <w:t>{guardian}</w:t>
+              <w:t>{</w:t>
+            </w:r>
+            <w:proofErr w:type="spellStart"/>
+            <w:r>
+              <w:rPr>
+                <w:rFonts w:ascii="Times New Roman" w:hAnsi="Times New Roman" w:cs="Times New Roman"/>
+                <w:sz w:val="18"/>
+                <w:szCs w:val="18"/>
+              </w:rPr>
+              <w:t>guardian</w:t>
+            </w:r>
+            <w:proofErr w:type="spellEnd"/>
+            <w:r>
+              <w:rPr>
+                <w:rFonts w:ascii="Times New Roman" w:hAnsi="Times New Roman" w:cs="Times New Roman"/>
+                <w:sz w:val="18"/>
+                <w:szCs w:val="18"/>
+              </w:rPr>
+              <w:t>}</w:t>
             </w:r>
           </w:p>
         </w:tc>
@@ -827,6 +904,7 @@
               </w:rPr>
               <w:t>{</w:t>
             </w:r>
+            <w:proofErr w:type="spellStart"/>
             <w:r>
               <w:rPr>
                 <w:rFonts w:ascii="Times New Roman" w:hAnsi="Times New Roman" w:cs="Times New Roman"/>
@@ -835,6 +913,7 @@
               </w:rPr>
               <w:t>educationForm</w:t>
             </w:r>
+            <w:proofErr w:type="spellEnd"/>
             <w:r>
               <w:rPr>
                 <w:rFonts w:ascii="Times New Roman" w:hAnsi="Times New Roman" w:cs="Times New Roman"/>
@@ -868,7 +947,25 @@
                 <w:sz w:val="18"/>
                 <w:szCs w:val="18"/>
               </w:rPr>
-              <w:t>{/students}</w:t>
+              <w:t>{/</w:t>
+            </w:r>
+            <w:proofErr w:type="spellStart"/>
+            <w:r>
+              <w:rPr>
+                <w:rFonts w:ascii="Times New Roman" w:hAnsi="Times New Roman" w:cs="Times New Roman"/>
+                <w:sz w:val="18"/>
+                <w:szCs w:val="18"/>
+              </w:rPr>
+              <w:t>students</w:t>
+            </w:r>
+            <w:proofErr w:type="spellEnd"/>
+            <w:r>
+              <w:rPr>
+                <w:rFonts w:ascii="Times New Roman" w:hAnsi="Times New Roman" w:cs="Times New Roman"/>
+                <w:sz w:val="18"/>
+                <w:szCs w:val="18"/>
+              </w:rPr>
+              <w:t>}</w:t>
             </w:r>
           </w:p>
         </w:tc>
